--- a/testakten/gesellschaftsrecht-legal-english-frankfurt-startup/02-cap-table-und-gesellschafterliste.docx
+++ b/testakten/gesellschaftsrecht-legal-english-frankfurt-startup/02-cap-table-und-gesellschafterliste.docx
@@ -5,76 +5,100 @@
     <w:p>
       <w:pPr>
         <w:pStyle w:val="Heading1"/>
+        <w:spacing w:after="160" w:line="259" w:lineRule="auto"/>
       </w:pPr>
       <w:r>
+        <w:rPr>
+          <w:rFonts w:ascii="Times New Roman" w:hAnsi="Times New Roman"/>
+          <w:b/>
+          <w:sz w:val="28"/>
+        </w:rPr>
         <w:t>02 Cap Table und Gesellschafterliste</w:t>
       </w:r>
     </w:p>
-    <w:p/>
+    <w:p>
+      <w:pPr>
+        <w:spacing w:line="259" w:lineRule="auto" w:after="60"/>
+      </w:pPr>
+    </w:p>
     <w:p>
       <w:pPr>
         <w:pStyle w:val="Heading2"/>
+        <w:spacing w:before="120" w:after="60" w:line="259" w:lineRule="auto"/>
       </w:pPr>
       <w:r>
+        <w:rPr>
+          <w:rFonts w:ascii="Times New Roman" w:hAnsi="Times New Roman"/>
+          <w:b/>
+          <w:sz w:val="22"/>
+        </w:rPr>
         <w:t>Gesellschaft</w:t>
       </w:r>
     </w:p>
-    <w:p/>
     <w:p>
       <w:pPr>
-        <w:spacing w:after="80"/>
+        <w:spacing w:line="259" w:lineRule="auto" w:after="60"/>
+      </w:pPr>
+    </w:p>
+    <w:p>
+      <w:pPr>
+        <w:spacing w:after="60" w:before="120" w:line="259" w:lineRule="auto"/>
         <w:jc w:val="both"/>
       </w:pPr>
       <w:r>
         <w:rPr>
           <w:rFonts w:ascii="Times New Roman" w:hAnsi="Times New Roman"/>
-          <w:sz w:val="21"/>
+          <w:b/>
+          <w:sz w:val="22"/>
         </w:rPr>
         <w:t>Kometenfalter Systems GmbH</w:t>
       </w:r>
     </w:p>
     <w:p>
       <w:pPr>
-        <w:spacing w:after="80"/>
+        <w:spacing w:after="60" w:before="120" w:line="259" w:lineRule="auto"/>
         <w:jc w:val="both"/>
       </w:pPr>
       <w:r>
         <w:rPr>
           <w:rFonts w:ascii="Times New Roman" w:hAnsi="Times New Roman"/>
-          <w:sz w:val="21"/>
+          <w:b/>
+          <w:sz w:val="22"/>
         </w:rPr>
         <w:t>Sitz: Frankfurt am Main</w:t>
       </w:r>
     </w:p>
     <w:p>
       <w:pPr>
-        <w:spacing w:after="80"/>
+        <w:spacing w:after="60" w:before="120" w:line="259" w:lineRule="auto"/>
         <w:jc w:val="both"/>
       </w:pPr>
       <w:r>
         <w:rPr>
           <w:rFonts w:ascii="Times New Roman" w:hAnsi="Times New Roman"/>
-          <w:sz w:val="21"/>
+          <w:b/>
+          <w:sz w:val="22"/>
         </w:rPr>
         <w:t>Stammkapital: 30.000 EUR</w:t>
       </w:r>
     </w:p>
     <w:p>
       <w:pPr>
-        <w:spacing w:after="80"/>
+        <w:spacing w:after="60" w:before="120" w:line="259" w:lineRule="auto"/>
         <w:jc w:val="both"/>
       </w:pPr>
       <w:r>
         <w:rPr>
           <w:rFonts w:ascii="Times New Roman" w:hAnsi="Times New Roman"/>
-          <w:sz w:val="21"/>
+          <w:b/>
+          <w:sz w:val="22"/>
         </w:rPr>
         <w:t>Geschäftsanteile: lfd. Nr. 1 bis 30.000, jeweils 1 EUR Nennbetrag</w:t>
       </w:r>
     </w:p>
     <w:p>
       <w:pPr>
-        <w:spacing w:after="80"/>
+        <w:spacing w:after="80" w:line="259" w:lineRule="auto"/>
         <w:jc w:val="both"/>
       </w:pPr>
       <w:r>
@@ -85,16 +109,25 @@
         <w:t>Gegenstand: Entwicklung und Vertrieb von Software zur automatisierten Energieoptimierung in Gewerbeimmobilien</w:t>
       </w:r>
     </w:p>
-    <w:p/>
+    <w:p>
+      <w:pPr>
+        <w:spacing w:line="259" w:lineRule="auto" w:after="60"/>
+      </w:pPr>
+    </w:p>
     <w:p>
       <w:pPr>
         <w:pStyle w:val="Heading2"/>
+        <w:spacing w:line="259" w:lineRule="auto" w:after="60"/>
       </w:pPr>
       <w:r>
         <w:t>Aktuelle Gesellschafterliste laut Notarentwurf vom 18.05.2026</w:t>
       </w:r>
     </w:p>
-    <w:p/>
+    <w:p>
+      <w:pPr>
+        <w:spacing w:line="259" w:lineRule="auto" w:after="60"/>
+      </w:pPr>
+    </w:p>
     <w:tbl>
       <w:tblPr>
         <w:tblStyle w:val="TableGrid"/>
@@ -547,17 +580,30 @@
         </w:tc>
       </w:tr>
     </w:tbl>
-    <w:p/>
-    <w:p/>
+    <w:p>
+      <w:pPr>
+        <w:spacing w:line="259" w:lineRule="auto" w:after="60"/>
+      </w:pPr>
+    </w:p>
+    <w:p>
+      <w:pPr>
+        <w:spacing w:line="259" w:lineRule="auto" w:after="60"/>
+      </w:pPr>
+    </w:p>
     <w:p>
       <w:pPr>
         <w:pStyle w:val="Heading2"/>
+        <w:spacing w:line="259" w:lineRule="auto" w:after="60"/>
       </w:pPr>
       <w:r>
         <w:t>Interner Cap Table der Gesellschaft</w:t>
       </w:r>
     </w:p>
-    <w:p/>
+    <w:p>
+      <w:pPr>
+        <w:spacing w:line="259" w:lineRule="auto" w:after="60"/>
+      </w:pPr>
+    </w:p>
     <w:tbl>
       <w:tblPr>
         <w:tblStyle w:val="TableGrid"/>
@@ -1010,20 +1056,34 @@
         </w:tc>
       </w:tr>
     </w:tbl>
-    <w:p/>
-    <w:p/>
+    <w:p>
+      <w:pPr>
+        <w:spacing w:line="259" w:lineRule="auto" w:after="60"/>
+      </w:pPr>
+    </w:p>
+    <w:p>
+      <w:pPr>
+        <w:spacing w:line="259" w:lineRule="auto" w:after="60"/>
+      </w:pPr>
+    </w:p>
     <w:p>
       <w:pPr>
         <w:pStyle w:val="Heading2"/>
+        <w:spacing w:line="259" w:lineRule="auto" w:after="60"/>
       </w:pPr>
       <w:r>
         <w:t>Geplante Series A</w:t>
       </w:r>
     </w:p>
-    <w:p/>
+    <w:p>
+      <w:pPr>
+        <w:spacing w:line="259" w:lineRule="auto" w:after="60"/>
+      </w:pPr>
+    </w:p>
     <w:p>
       <w:pPr>
         <w:pStyle w:val="ListBullet"/>
+        <w:spacing w:line="259" w:lineRule="auto" w:after="60"/>
       </w:pPr>
       <w:r>
         <w:rPr>
@@ -1036,6 +1096,7 @@
     <w:p>
       <w:pPr>
         <w:pStyle w:val="ListBullet"/>
+        <w:spacing w:line="259" w:lineRule="auto" w:after="60"/>
       </w:pPr>
       <w:r>
         <w:rPr>
@@ -1048,6 +1109,7 @@
     <w:p>
       <w:pPr>
         <w:pStyle w:val="ListBullet"/>
+        <w:spacing w:line="259" w:lineRule="auto" w:after="60"/>
       </w:pPr>
       <w:r>
         <w:rPr>
@@ -1060,6 +1122,7 @@
     <w:p>
       <w:pPr>
         <w:pStyle w:val="ListBullet"/>
+        <w:spacing w:line="259" w:lineRule="auto" w:after="60"/>
       </w:pPr>
       <w:r>
         <w:rPr>
@@ -1072,6 +1135,7 @@
     <w:p>
       <w:pPr>
         <w:pStyle w:val="ListBullet"/>
+        <w:spacing w:line="259" w:lineRule="auto" w:after="60"/>
       </w:pPr>
       <w:r>
         <w:rPr>
@@ -1084,6 +1148,7 @@
     <w:p>
       <w:pPr>
         <w:pStyle w:val="ListBullet"/>
+        <w:spacing w:line="259" w:lineRule="auto" w:after="60"/>
       </w:pPr>
       <w:r>
         <w:rPr>
@@ -1093,19 +1158,29 @@
         <w:t>Wandeldarlehen von Tante Ermelind Capital UG: 600.000 EUR principal, 8 Prozent Zins, 20 Prozent Discount, Valuation Cap 10.000.000 EUR, Wandlung bei Qualified Financing über 3.000.000 EUR.</w:t>
       </w:r>
     </w:p>
-    <w:p/>
+    <w:p>
+      <w:pPr>
+        <w:spacing w:line="259" w:lineRule="auto" w:after="60"/>
+      </w:pPr>
+    </w:p>
     <w:p>
       <w:pPr>
         <w:pStyle w:val="Heading2"/>
+        <w:spacing w:line="259" w:lineRule="auto" w:after="60"/>
       </w:pPr>
       <w:r>
         <w:t>Offene Punkte</w:t>
       </w:r>
     </w:p>
-    <w:p/>
+    <w:p>
+      <w:pPr>
+        <w:spacing w:line="259" w:lineRule="auto" w:after="60"/>
+      </w:pPr>
+    </w:p>
     <w:p>
       <w:pPr>
         <w:pStyle w:val="ListNumber"/>
+        <w:spacing w:line="259" w:lineRule="auto" w:after="60"/>
       </w:pPr>
       <w:r>
         <w:rPr>
@@ -1118,6 +1193,7 @@
     <w:p>
       <w:pPr>
         <w:pStyle w:val="ListNumber"/>
+        <w:spacing w:line="259" w:lineRule="auto" w:after="60"/>
       </w:pPr>
       <w:r>
         <w:rPr>
@@ -1130,6 +1206,7 @@
     <w:p>
       <w:pPr>
         <w:pStyle w:val="ListNumber"/>
+        <w:spacing w:line="259" w:lineRule="auto" w:after="60"/>
       </w:pPr>
       <w:r>
         <w:rPr>
@@ -1142,6 +1219,7 @@
     <w:p>
       <w:pPr>
         <w:pStyle w:val="ListNumber"/>
+        <w:spacing w:line="259" w:lineRule="auto" w:after="60"/>
       </w:pPr>
       <w:r>
         <w:rPr>
@@ -1154,6 +1232,7 @@
     <w:p>
       <w:pPr>
         <w:pStyle w:val="ListNumber"/>
+        <w:spacing w:line="259" w:lineRule="auto" w:after="60"/>
       </w:pPr>
       <w:r>
         <w:rPr>
@@ -1163,25 +1242,39 @@
         <w:t>Der Seed-Investor verlangt, dass seine Seed-Präferenz in der Series-A-Dokumentation bestätigt wird.</w:t>
       </w:r>
     </w:p>
-    <w:p/>
+    <w:p>
+      <w:pPr>
+        <w:spacing w:line="259" w:lineRule="auto" w:after="60"/>
+      </w:pPr>
+    </w:p>
     <w:p>
       <w:pPr>
         <w:pStyle w:val="Heading2"/>
+        <w:spacing w:line="259" w:lineRule="auto" w:after="60"/>
       </w:pPr>
       <w:r>
         <w:t>Cap Table v19 — saubere Trennung nach Slack-Thread</w:t>
       </w:r>
     </w:p>
-    <w:p/>
+    <w:p>
+      <w:pPr>
+        <w:spacing w:line="259" w:lineRule="auto" w:after="60"/>
+      </w:pPr>
+    </w:p>
     <w:p>
       <w:pPr>
         <w:pStyle w:val="Heading3"/>
+        <w:spacing w:line="259" w:lineRule="auto" w:after="60"/>
       </w:pPr>
       <w:r>
         <w:t>V19a Current Cap Table, Stand 28.05.2026</w:t>
       </w:r>
     </w:p>
-    <w:p/>
+    <w:p>
+      <w:pPr>
+        <w:spacing w:line="259" w:lineRule="auto" w:after="60"/>
+      </w:pPr>
+    </w:p>
     <w:tbl>
       <w:tblPr>
         <w:tblStyle w:val="TableGrid"/>
@@ -1720,11 +1813,19 @@
         </w:tc>
       </w:tr>
     </w:tbl>
-    <w:p/>
-    <w:p/>
     <w:p>
       <w:pPr>
-        <w:spacing w:after="80"/>
+        <w:spacing w:line="259" w:lineRule="auto" w:after="60"/>
+      </w:pPr>
+    </w:p>
+    <w:p>
+      <w:pPr>
+        <w:spacing w:line="259" w:lineRule="auto" w:after="60"/>
+      </w:pPr>
+    </w:p>
+    <w:p>
+      <w:pPr>
+        <w:spacing w:after="80" w:line="259" w:lineRule="auto"/>
         <w:jc w:val="both"/>
       </w:pPr>
       <w:r>
@@ -1735,10 +1836,14 @@
         <w:t>VSOP: 900 virtuelle Anteile zugesagt, davon 360 vested. Keine echten Geschäftsanteile. Cap-Table-Block separat, nicht in Summe oben.</w:t>
       </w:r>
     </w:p>
-    <w:p/>
     <w:p>
       <w:pPr>
-        <w:spacing w:after="80"/>
+        <w:spacing w:line="259" w:lineRule="auto" w:after="60"/>
+      </w:pPr>
+    </w:p>
+    <w:p>
+      <w:pPr>
+        <w:spacing w:after="80" w:line="259" w:lineRule="auto"/>
         <w:jc w:val="both"/>
       </w:pPr>
       <w:r>
@@ -1749,19 +1854,28 @@
         <w:t>Wandeldarlehen Tante Ermelind: Principal 600.000 EUR plus aufgelaufene Zinsen ca. 100.000 EUR per Stand 28.05.2026. Convertible, nicht in Summe oben.</w:t>
       </w:r>
     </w:p>
-    <w:p/>
+    <w:p>
+      <w:pPr>
+        <w:spacing w:line="259" w:lineRule="auto" w:after="60"/>
+      </w:pPr>
+    </w:p>
     <w:p>
       <w:pPr>
         <w:pStyle w:val="Heading3"/>
+        <w:spacing w:line="259" w:lineRule="auto" w:after="60"/>
       </w:pPr>
       <w:r>
         <w:t>V19b Projected Post-Closing Cap Table (Szenario 1: Pool 12 Prozent pre-money)</w:t>
       </w:r>
     </w:p>
-    <w:p/>
     <w:p>
       <w:pPr>
-        <w:spacing w:after="80"/>
+        <w:spacing w:line="259" w:lineRule="auto" w:after="60"/>
+      </w:pPr>
+    </w:p>
+    <w:p>
+      <w:pPr>
+        <w:spacing w:after="80" w:line="259" w:lineRule="auto"/>
         <w:jc w:val="both"/>
       </w:pPr>
       <w:r>
@@ -1772,10 +1886,15 @@
         <w:t>Annahmen Szenario 1:</w:t>
       </w:r>
     </w:p>
-    <w:p/>
+    <w:p>
+      <w:pPr>
+        <w:spacing w:line="259" w:lineRule="auto" w:after="60"/>
+      </w:pPr>
+    </w:p>
     <w:p>
       <w:pPr>
         <w:pStyle w:val="ListBullet"/>
+        <w:spacing w:line="259" w:lineRule="auto" w:after="60"/>
       </w:pPr>
       <w:r>
         <w:rPr>
@@ -1788,6 +1907,7 @@
     <w:p>
       <w:pPr>
         <w:pStyle w:val="ListBullet"/>
+        <w:spacing w:line="259" w:lineRule="auto" w:after="60"/>
       </w:pPr>
       <w:r>
         <w:rPr>
@@ -1800,6 +1920,7 @@
     <w:p>
       <w:pPr>
         <w:pStyle w:val="ListBullet"/>
+        <w:spacing w:line="259" w:lineRule="auto" w:after="60"/>
       </w:pPr>
       <w:r>
         <w:rPr>
@@ -1812,6 +1933,7 @@
     <w:p>
       <w:pPr>
         <w:pStyle w:val="ListBullet"/>
+        <w:spacing w:line="259" w:lineRule="auto" w:after="60"/>
       </w:pPr>
       <w:r>
         <w:rPr>
@@ -1824,6 +1946,7 @@
     <w:p>
       <w:pPr>
         <w:pStyle w:val="ListBullet"/>
+        <w:spacing w:line="259" w:lineRule="auto" w:after="60"/>
       </w:pPr>
       <w:r>
         <w:rPr>
@@ -1833,7 +1956,11 @@
         <w:t>Pre-Money implizit nach Pool-Aufstockung und Convertible-Wandlung etwa 12 Mio. EUR.</w:t>
       </w:r>
     </w:p>
-    <w:p/>
+    <w:p>
+      <w:pPr>
+        <w:spacing w:line="259" w:lineRule="auto" w:after="60"/>
+      </w:pPr>
+    </w:p>
     <w:tbl>
       <w:tblPr>
         <w:tblStyle w:val="TableGrid"/>
@@ -2929,11 +3056,19 @@
         </w:tc>
       </w:tr>
     </w:tbl>
-    <w:p/>
-    <w:p/>
     <w:p>
       <w:pPr>
-        <w:spacing w:after="80"/>
+        <w:spacing w:line="259" w:lineRule="auto" w:after="60"/>
+      </w:pPr>
+    </w:p>
+    <w:p>
+      <w:pPr>
+        <w:spacing w:line="259" w:lineRule="auto" w:after="60"/>
+      </w:pPr>
+    </w:p>
+    <w:p>
+      <w:pPr>
+        <w:spacing w:after="80" w:line="259" w:lineRule="auto"/>
         <w:jc w:val="both"/>
       </w:pPr>
       <w:r>
@@ -2944,10 +3079,14 @@
         <w:t>Die Summe 100,02 in der letzten Spalte ist ein Rundungsrest aus zwei Nachkommastellen je Zeile und kein Rechenfehler. Im Excel-Modell mit höherer Genauigkeit rechnen.</w:t>
       </w:r>
     </w:p>
-    <w:p/>
     <w:p>
       <w:pPr>
-        <w:spacing w:after="80"/>
+        <w:spacing w:line="259" w:lineRule="auto" w:after="60"/>
+      </w:pPr>
+    </w:p>
+    <w:p>
+      <w:pPr>
+        <w:spacing w:after="80" w:line="259" w:lineRule="auto"/>
         <w:jc w:val="both"/>
       </w:pPr>
       <w:r>
@@ -2958,10 +3097,15 @@
         <w:t>Berechnungslogik (Skizze, Senior-Review erforderlich):</w:t>
       </w:r>
     </w:p>
-    <w:p/>
+    <w:p>
+      <w:pPr>
+        <w:spacing w:line="259" w:lineRule="auto" w:after="60"/>
+      </w:pPr>
+    </w:p>
     <w:p>
       <w:pPr>
         <w:pStyle w:val="ListBullet"/>
+        <w:spacing w:line="259" w:lineRule="auto" w:after="60"/>
       </w:pPr>
       <w:r>
         <w:rPr>
@@ -2974,6 +3118,7 @@
     <w:p>
       <w:pPr>
         <w:pStyle w:val="ListBullet"/>
+        <w:spacing w:line="259" w:lineRule="auto" w:after="60"/>
       </w:pPr>
       <w:r>
         <w:rPr>
@@ -2986,6 +3131,7 @@
     <w:p>
       <w:pPr>
         <w:pStyle w:val="ListBullet"/>
+        <w:spacing w:line="259" w:lineRule="auto" w:after="60"/>
       </w:pPr>
       <w:r>
         <w:rPr>
@@ -2998,6 +3144,7 @@
     <w:p>
       <w:pPr>
         <w:pStyle w:val="ListBullet"/>
+        <w:spacing w:line="259" w:lineRule="auto" w:after="60"/>
       </w:pPr>
       <w:r>
         <w:rPr>
@@ -3010,6 +3157,7 @@
     <w:p>
       <w:pPr>
         <w:pStyle w:val="ListBullet"/>
+        <w:spacing w:line="259" w:lineRule="auto" w:after="60"/>
       </w:pPr>
       <w:r>
         <w:rPr>
@@ -3022,6 +3170,7 @@
     <w:p>
       <w:pPr>
         <w:pStyle w:val="ListBullet"/>
+        <w:spacing w:line="259" w:lineRule="auto" w:after="60"/>
       </w:pPr>
       <w:r>
         <w:rPr>
@@ -3034,6 +3183,7 @@
     <w:p>
       <w:pPr>
         <w:pStyle w:val="ListBullet"/>
+        <w:spacing w:line="259" w:lineRule="auto" w:after="60"/>
       </w:pPr>
       <w:r>
         <w:rPr>
@@ -3046,6 +3196,7 @@
     <w:p>
       <w:pPr>
         <w:pStyle w:val="ListBullet"/>
+        <w:spacing w:line="259" w:lineRule="auto" w:after="60"/>
       </w:pPr>
       <w:r>
         <w:rPr>
@@ -3058,6 +3209,7 @@
     <w:p>
       <w:pPr>
         <w:pStyle w:val="ListBullet"/>
+        <w:spacing w:line="259" w:lineRule="auto" w:after="60"/>
       </w:pPr>
       <w:r>
         <w:rPr>
@@ -3067,10 +3219,14 @@
         <w:t>Plausibilitätscheck Northbridge-Quote = 16.679 / 59.769 = ca. 27,9 Prozent, konsistent mit der vom Lead intern kommunizierten Zielquote von rund 25 bis 30 Prozent.</w:t>
       </w:r>
     </w:p>
-    <w:p/>
     <w:p>
       <w:pPr>
-        <w:spacing w:after="80"/>
+        <w:spacing w:line="259" w:lineRule="auto" w:after="60"/>
+      </w:pPr>
+    </w:p>
+    <w:p>
+      <w:pPr>
+        <w:spacing w:after="80" w:line="259" w:lineRule="auto"/>
         <w:jc w:val="both"/>
       </w:pPr>
       <w:r>
@@ -3081,19 +3237,28 @@
         <w:t>Hinweis: Diese Zahlen sind eine Skizze. Die exakten Wandlungs- und Pool-Anteile sind im Excel-Modell auszurechnen. Adelheid hat ausdrücklich verboten, sie ohne Verifikation an Northbridge zu kommunizieren.</w:t>
       </w:r>
     </w:p>
-    <w:p/>
+    <w:p>
+      <w:pPr>
+        <w:spacing w:line="259" w:lineRule="auto" w:after="60"/>
+      </w:pPr>
+    </w:p>
     <w:p>
       <w:pPr>
         <w:pStyle w:val="Heading3"/>
+        <w:spacing w:line="259" w:lineRule="auto" w:after="60"/>
       </w:pPr>
       <w:r>
         <w:t>V19c Projected Post-Closing Cap Table (Szenario 2: Pool 12 Prozent post-money)</w:t>
       </w:r>
     </w:p>
-    <w:p/>
     <w:p>
       <w:pPr>
-        <w:spacing w:after="80"/>
+        <w:spacing w:line="259" w:lineRule="auto" w:after="60"/>
+      </w:pPr>
+    </w:p>
+    <w:p>
+      <w:pPr>
+        <w:spacing w:after="80" w:line="259" w:lineRule="auto"/>
         <w:jc w:val="both"/>
       </w:pPr>
       <w:r>
@@ -3104,10 +3269,15 @@
         <w:t>Annahmen Szenario 2:</w:t>
       </w:r>
     </w:p>
-    <w:p/>
+    <w:p>
+      <w:pPr>
+        <w:spacing w:line="259" w:lineRule="auto" w:after="60"/>
+      </w:pPr>
+    </w:p>
     <w:p>
       <w:pPr>
         <w:pStyle w:val="ListBullet"/>
+        <w:spacing w:line="259" w:lineRule="auto" w:after="60"/>
       </w:pPr>
       <w:r>
         <w:rPr>
@@ -3120,6 +3290,7 @@
     <w:p>
       <w:pPr>
         <w:pStyle w:val="ListBullet"/>
+        <w:spacing w:line="259" w:lineRule="auto" w:after="60"/>
       </w:pPr>
       <w:r>
         <w:rPr>
@@ -3129,10 +3300,14 @@
         <w:t>Series-A-Subscription unverändert 5,2 Mio. EUR.</w:t>
       </w:r>
     </w:p>
-    <w:p/>
     <w:p>
       <w:pPr>
-        <w:spacing w:after="80"/>
+        <w:spacing w:line="259" w:lineRule="auto" w:after="60"/>
+      </w:pPr>
+    </w:p>
+    <w:p>
+      <w:pPr>
+        <w:spacing w:after="80" w:line="259" w:lineRule="auto"/>
         <w:jc w:val="both"/>
       </w:pPr>
       <w:r>
@@ -3143,19 +3318,28 @@
         <w:t>Wirtschaftlicher Effekt: Bestandsgesellschafter haben hier rund 1,5 Prozentpunkte höhere Quoten als in Szenario 1, Northbridge etwas weniger. Vorrechnung im Excel-Modell, mit Mandantin am Tisch durchgehen.</w:t>
       </w:r>
     </w:p>
-    <w:p/>
+    <w:p>
+      <w:pPr>
+        <w:spacing w:line="259" w:lineRule="auto" w:after="60"/>
+      </w:pPr>
+    </w:p>
     <w:p>
       <w:pPr>
         <w:pStyle w:val="Heading2"/>
+        <w:spacing w:line="259" w:lineRule="auto" w:after="60"/>
       </w:pPr>
       <w:r>
         <w:t>Stück-für-Stück-Rechnung mit Prüfschritten</w:t>
       </w:r>
     </w:p>
-    <w:p/>
     <w:p>
       <w:pPr>
-        <w:spacing w:after="80"/>
+        <w:spacing w:line="259" w:lineRule="auto" w:after="60"/>
+      </w:pPr>
+    </w:p>
+    <w:p>
+      <w:pPr>
+        <w:spacing w:after="80" w:line="259" w:lineRule="auto"/>
         <w:jc w:val="both"/>
       </w:pPr>
       <w:r>
@@ -3166,10 +3350,14 @@
         <w:t>Schritt 1: Stammkapital und ausgegebene Anteile (entspricht V19a oben).</w:t>
       </w:r>
     </w:p>
-    <w:p/>
     <w:p>
       <w:pPr>
-        <w:spacing w:after="80"/>
+        <w:spacing w:line="259" w:lineRule="auto" w:after="60"/>
+      </w:pPr>
+    </w:p>
+    <w:p>
+      <w:pPr>
+        <w:spacing w:after="80" w:line="259" w:lineRule="auto"/>
         <w:jc w:val="both"/>
       </w:pPr>
       <w:r>
@@ -3180,10 +3368,14 @@
         <w:t>Schritt 2: VSOP-Block separat ausweisen. Virtuelle Anteile führen nicht zu Geschäftsanteilen. Cap-Table-Behandlung hängt vom Series-A-SHA ab.</w:t>
       </w:r>
     </w:p>
-    <w:p/>
     <w:p>
       <w:pPr>
-        <w:spacing w:after="80"/>
+        <w:spacing w:line="259" w:lineRule="auto" w:after="60"/>
+      </w:pPr>
+    </w:p>
+    <w:p>
+      <w:pPr>
+        <w:spacing w:after="80" w:line="259" w:lineRule="auto"/>
         <w:jc w:val="both"/>
       </w:pPr>
       <w:r>
@@ -3194,10 +3386,14 @@
         <w:t>Schritt 3: Wandeldarlehen mit Discount-Variante und Valuation-Cap-Variante rechnen, niedrigere Conversion Price greift. Annahme bei Series-A-Pre-Money 12 Mio. EUR: Valuation Cap wirkt.</w:t>
       </w:r>
     </w:p>
-    <w:p/>
     <w:p>
       <w:pPr>
-        <w:spacing w:after="80"/>
+        <w:spacing w:line="259" w:lineRule="auto" w:after="60"/>
+      </w:pPr>
+    </w:p>
+    <w:p>
+      <w:pPr>
+        <w:spacing w:after="80" w:line="259" w:lineRule="auto"/>
         <w:jc w:val="both"/>
       </w:pPr>
       <w:r>
@@ -3208,10 +3404,14 @@
         <w:t>Schritt 4: Pool-Shuffle ausrechnen, beide Szenarien (Pre-Money und Post-Money).</w:t>
       </w:r>
     </w:p>
-    <w:p/>
     <w:p>
       <w:pPr>
-        <w:spacing w:after="80"/>
+        <w:spacing w:line="259" w:lineRule="auto" w:after="60"/>
+      </w:pPr>
+    </w:p>
+    <w:p>
+      <w:pPr>
+        <w:spacing w:after="80" w:line="259" w:lineRule="auto"/>
         <w:jc w:val="both"/>
       </w:pPr>
       <w:r>
@@ -3222,10 +3422,14 @@
         <w:t>Schritt 5: Series-A-Preis je Anteil bestimmen, Subscription Amount durch Preis je Anteil teilen, Aufteilung Lead und Co-Investor nach Subscription-Anteilen.</w:t>
       </w:r>
     </w:p>
-    <w:p/>
     <w:p>
       <w:pPr>
-        <w:spacing w:after="80"/>
+        <w:spacing w:line="259" w:lineRule="auto" w:after="60"/>
+      </w:pPr>
+    </w:p>
+    <w:p>
+      <w:pPr>
+        <w:spacing w:after="80" w:line="259" w:lineRule="auto"/>
         <w:jc w:val="both"/>
       </w:pPr>
       <w:r>
@@ -3236,19 +3440,29 @@
         <w:t>Schritt 6: Fully-diluted-Summe prüfen, Quoten ausrechnen, Konsistenz mit Term-Sheet-Erwartung (etwa 25 Prozent Northbridge post-money fully diluted) verifizieren.</w:t>
       </w:r>
     </w:p>
-    <w:p/>
+    <w:p>
+      <w:pPr>
+        <w:spacing w:line="259" w:lineRule="auto" w:after="60"/>
+      </w:pPr>
+    </w:p>
     <w:p>
       <w:pPr>
         <w:pStyle w:val="Heading2"/>
+        <w:spacing w:line="259" w:lineRule="auto" w:after="60"/>
       </w:pPr>
       <w:r>
         <w:t>Was Kunigunde wissen muss</w:t>
       </w:r>
     </w:p>
-    <w:p/>
+    <w:p>
+      <w:pPr>
+        <w:spacing w:line="259" w:lineRule="auto" w:after="60"/>
+      </w:pPr>
+    </w:p>
     <w:p>
       <w:pPr>
         <w:pStyle w:val="ListBullet"/>
+        <w:spacing w:line="259" w:lineRule="auto" w:after="60"/>
       </w:pPr>
       <w:r>
         <w:rPr>
@@ -3261,6 +3475,7 @@
     <w:p>
       <w:pPr>
         <w:pStyle w:val="ListBullet"/>
+        <w:spacing w:line="259" w:lineRule="auto" w:after="60"/>
       </w:pPr>
       <w:r>
         <w:rPr>
@@ -3273,6 +3488,7 @@
     <w:p>
       <w:pPr>
         <w:pStyle w:val="ListBullet"/>
+        <w:spacing w:line="259" w:lineRule="auto" w:after="60"/>
       </w:pPr>
       <w:r>
         <w:rPr>
@@ -3285,6 +3501,7 @@
     <w:p>
       <w:pPr>
         <w:pStyle w:val="ListBullet"/>
+        <w:spacing w:line="259" w:lineRule="auto" w:after="60"/>
       </w:pPr>
       <w:r>
         <w:rPr>
@@ -3297,6 +3514,7 @@
     <w:p>
       <w:pPr>
         <w:pStyle w:val="ListBullet"/>
+        <w:spacing w:line="259" w:lineRule="auto" w:after="60"/>
       </w:pPr>
       <w:r>
         <w:rPr>
@@ -3306,19 +3524,28 @@
         <w:t>VSOP verwässert ebenfalls, sobald virtuelle Anteile in Vergleichsmechaniken einbezogen werden.</w:t>
       </w:r>
     </w:p>
-    <w:p/>
+    <w:p>
+      <w:pPr>
+        <w:spacing w:line="259" w:lineRule="auto" w:after="60"/>
+      </w:pPr>
+    </w:p>
     <w:p>
       <w:pPr>
         <w:pStyle w:val="Heading2"/>
+        <w:spacing w:line="259" w:lineRule="auto" w:after="60"/>
       </w:pPr>
       <w:r>
         <w:t>Senior-Review-Gate vor jeder Außenkommunikation</w:t>
       </w:r>
     </w:p>
-    <w:p/>
     <w:p>
       <w:pPr>
-        <w:spacing w:after="80"/>
+        <w:spacing w:line="259" w:lineRule="auto" w:after="60"/>
+      </w:pPr>
+    </w:p>
+    <w:p>
+      <w:pPr>
+        <w:spacing w:after="80" w:line="259" w:lineRule="auto"/>
         <w:jc w:val="both"/>
       </w:pPr>
       <w:r>
@@ -3333,7 +3560,7 @@
       <w:headerReference w:type="default" r:id="rId9"/>
       <w:footerReference w:type="default" r:id="rId10"/>
       <w:pgSz w:w="11909" w:h="16834"/>
-      <w:pgMar w:top="1037" w:right="1123" w:bottom="1037" w:left="1123" w:header="720" w:footer="720" w:gutter="0"/>
+      <w:pgMar w:top="1191" w:right="1247" w:bottom="1134" w:left="1361" w:header="720" w:footer="720" w:gutter="0"/>
       <w:cols w:space="720"/>
       <w:docGrid w:linePitch="360"/>
     </w:sectPr>
@@ -3732,7 +3959,7 @@
     <w:rsid w:val="00FC693F"/>
     <w:rPr>
       <w:rFonts w:ascii="Times New Roman" w:hAnsi="Times New Roman"/>
-      <w:sz w:val="21"/>
+      <w:sz w:val="22"/>
     </w:rPr>
   </w:style>
   <w:style w:type="paragraph" w:styleId="Header">
@@ -3798,7 +4025,7 @@
       <w:b/>
       <w:bCs/>
       <w:color w:val="365F91" w:themeColor="accent1" w:themeShade="BF"/>
-      <w:sz w:val="30"/>
+      <w:sz w:val="28"/>
       <w:szCs w:val="28"/>
     </w:rPr>
   </w:style>
@@ -3822,7 +4049,7 @@
       <w:b/>
       <w:bCs/>
       <w:color w:val="4F81BD" w:themeColor="accent1"/>
-      <w:sz w:val="25"/>
+      <w:sz w:val="24"/>
       <w:szCs w:val="26"/>
     </w:rPr>
   </w:style>
@@ -4084,11 +4311,12 @@
       <w:contextualSpacing/>
     </w:pPr>
     <w:rPr>
-      <w:rFonts w:asciiTheme="majorHAnsi" w:eastAsiaTheme="majorEastAsia" w:hAnsiTheme="majorHAnsi" w:cstheme="majorBidi"/>
+      <w:rFonts w:asciiTheme="majorHAnsi" w:eastAsiaTheme="majorEastAsia" w:hAnsiTheme="majorHAnsi" w:cstheme="majorBidi" w:ascii="Times New Roman" w:hAnsi="Times New Roman"/>
+      <w:b/>
       <w:color w:val="17365D" w:themeColor="text2" w:themeShade="BF"/>
       <w:spacing w:val="5"/>
       <w:kern w:val="28"/>
-      <w:sz w:val="52"/>
+      <w:sz w:val="30"/>
       <w:szCs w:val="52"/>
     </w:rPr>
   </w:style>
